--- a/技术标样张_data-row.docx
+++ b/技术标样张_data-row.docx
@@ -6,6 +6,7 @@
     <w:p/>
     <w:p>
       <w:pPr>
+        <w:spacing w:before="1600"/>
         <w:jc w:val="center"/>
         <w:shd w:val="clear" w:color="auto" w:fill="1B2C52"/>
       </w:pPr>
@@ -42,6 +43,7 @@
       <w:r>
         <w:rPr>
           <w:rFonts w:ascii="Times New Roman" w:hAnsi="Times New Roman" w:eastAsia="黑体"/>
+          <w:b w:val="0"/>
           <w:color w:val="FFFFFF"/>
           <w:sz w:val="28"/>
         </w:rPr>
@@ -69,7 +71,7 @@
     <w:p>
       <w:r>
         <w:fldChar w:fldCharType="begin"/>
-        <w:instrText xml:space="preserve">TOC \o "1-3" \h \z \u</w:instrText>
+        <w:instrText xml:space="preserve">TOC \o "1-4" \h  \u</w:instrText>
         <w:fldChar w:fldCharType="separate"/>
       </w:r>
       <w:r>
@@ -107,12 +109,15 @@
       <w:pPr>
         <w:keepNext/>
         <w:spacing w:before="120" w:after="80" w:line="288" w:lineRule="auto"/>
+        <w:pBdr>
+          <w:bottom w:val="single" w:sz="6" w:color="243B6B"/>
+        </w:pBdr>
         <w:outlineLvl w:val="0"/>
       </w:pPr>
       <w:r>
         <w:rPr>
           <w:rFonts w:ascii="Times New Roman" w:hAnsi="Times New Roman" w:eastAsia="黑体"/>
-          <w:b/>
+          <w:b w:val="0"/>
           <w:color w:val="1B2C52"/>
           <w:sz w:val="24"/>
         </w:rPr>
@@ -127,7 +132,7 @@
       </w:pPr>
       <w:r>
         <w:rPr>
-          <w:rFonts w:ascii="Times New Roman" w:hAnsi="Times New Roman" w:eastAsia="仿宋"/>
+          <w:rFonts w:ascii="Times New Roman" w:hAnsi="Times New Roman" w:eastAsia="宋体"/>
           <w:sz w:val="24"/>
         </w:rPr>
         <w:t>预览项目为框架剪力墙结构公共建筑，总建筑面积约 8.6 万平方米，地上十层、地下两层。</w:t>
@@ -137,12 +142,15 @@
       <w:pPr>
         <w:keepNext/>
         <w:spacing w:before="120" w:after="80" w:line="288" w:lineRule="auto"/>
+        <w:pBdr>
+          <w:bottom w:val="single" w:sz="6" w:color="243B6B"/>
+        </w:pBdr>
         <w:outlineLvl w:val="1"/>
       </w:pPr>
       <w:r>
         <w:rPr>
           <w:rFonts w:ascii="Times New Roman" w:hAnsi="Times New Roman" w:eastAsia="黑体"/>
-          <w:b/>
+          <w:b w:val="0"/>
           <w:color w:val="1B2C52"/>
           <w:sz w:val="24"/>
         </w:rPr>
@@ -157,7 +165,7 @@
       </w:pPr>
       <w:r>
         <w:rPr>
-          <w:rFonts w:ascii="Times New Roman" w:hAnsi="Times New Roman" w:eastAsia="仿宋"/>
+          <w:rFonts w:ascii="Times New Roman" w:hAnsi="Times New Roman" w:eastAsia="宋体"/>
           <w:sz w:val="24"/>
         </w:rPr>
         <w:t>本项目监理工作覆盖质量、进度、投资、安全环保与合同信息管理五大目标。</w:t>
@@ -194,7 +202,7 @@
             <w:r/>
             <w:r>
               <w:rPr>
-                <w:rFonts w:ascii="Times New Roman" w:hAnsi="Times New Roman" w:eastAsia="宋体"/>
+                <w:rFonts w:ascii="Times New Roman" w:hAnsi="Times New Roman" w:eastAsia="仿宋"/>
                 <w:b/>
                 <w:color w:val="FFFFFF"/>
                 <w:sz w:val="21"/>
@@ -212,7 +220,7 @@
             <w:r/>
             <w:r>
               <w:rPr>
-                <w:rFonts w:ascii="Times New Roman" w:hAnsi="Times New Roman" w:eastAsia="宋体"/>
+                <w:rFonts w:ascii="Times New Roman" w:hAnsi="Times New Roman" w:eastAsia="仿宋"/>
                 <w:sz w:val="21"/>
               </w:rPr>
               <w:t>质量控制：材料进场验收与旁站监理</w:t>
@@ -252,7 +260,7 @@
             <w:r/>
             <w:r>
               <w:rPr>
-                <w:rFonts w:ascii="Times New Roman" w:hAnsi="Times New Roman" w:eastAsia="宋体"/>
+                <w:rFonts w:ascii="Times New Roman" w:hAnsi="Times New Roman" w:eastAsia="仿宋"/>
                 <w:b/>
                 <w:color w:val="FFFFFF"/>
                 <w:sz w:val="21"/>
@@ -270,7 +278,7 @@
             <w:r/>
             <w:r>
               <w:rPr>
-                <w:rFonts w:ascii="Times New Roman" w:hAnsi="Times New Roman" w:eastAsia="宋体"/>
+                <w:rFonts w:ascii="Times New Roman" w:hAnsi="Times New Roman" w:eastAsia="仿宋"/>
                 <w:sz w:val="21"/>
               </w:rPr>
               <w:t>进度控制：总控计划动态纠偏</w:t>
@@ -286,10 +294,10 @@
       </w:pPr>
       <w:r>
         <w:rPr>
-          <w:rFonts w:ascii="Times New Roman" w:hAnsi="Times New Roman" w:eastAsia="宋体"/>
+          <w:rFonts w:ascii="Times New Roman" w:hAnsi="Times New Roman" w:eastAsia="仿宋"/>
           <w:sz w:val="18"/>
         </w:rPr>
-        <w:t>表 1　序号</w:t>
+        <w:t>表1-1</w:t>
       </w:r>
     </w:p>
     <w:tbl>
@@ -316,13 +324,12 @@
         <w:tc>
           <w:tcPr>
             <w:tcW w:type="dxa" w:w="2767"/>
-            <w:shd w:val="clear" w:color="auto" w:fill="E8ECF4"/>
           </w:tcPr>
           <w:p>
             <w:r/>
             <w:r>
               <w:rPr>
-                <w:rFonts w:ascii="Times New Roman" w:hAnsi="Times New Roman" w:eastAsia="宋体"/>
+                <w:rFonts w:ascii="Times New Roman" w:hAnsi="Times New Roman" w:eastAsia="仿宋"/>
                 <w:b/>
                 <w:sz w:val="21"/>
               </w:rPr>
@@ -333,13 +340,12 @@
         <w:tc>
           <w:tcPr>
             <w:tcW w:type="dxa" w:w="2767"/>
-            <w:shd w:val="clear" w:color="auto" w:fill="E8ECF4"/>
           </w:tcPr>
           <w:p>
             <w:r/>
             <w:r>
               <w:rPr>
-                <w:rFonts w:ascii="Times New Roman" w:hAnsi="Times New Roman" w:eastAsia="宋体"/>
+                <w:rFonts w:ascii="Times New Roman" w:hAnsi="Times New Roman" w:eastAsia="仿宋"/>
                 <w:b/>
                 <w:sz w:val="21"/>
               </w:rPr>
@@ -350,13 +356,12 @@
         <w:tc>
           <w:tcPr>
             <w:tcW w:type="dxa" w:w="2767"/>
-            <w:shd w:val="clear" w:color="auto" w:fill="E8ECF4"/>
           </w:tcPr>
           <w:p>
             <w:r/>
             <w:r>
               <w:rPr>
-                <w:rFonts w:ascii="Times New Roman" w:hAnsi="Times New Roman" w:eastAsia="宋体"/>
+                <w:rFonts w:ascii="Times New Roman" w:hAnsi="Times New Roman" w:eastAsia="仿宋"/>
                 <w:b/>
                 <w:sz w:val="21"/>
               </w:rPr>
@@ -374,7 +379,7 @@
             <w:r/>
             <w:r>
               <w:rPr>
-                <w:rFonts w:ascii="Times New Roman" w:hAnsi="Times New Roman" w:eastAsia="宋体"/>
+                <w:rFonts w:ascii="Times New Roman" w:hAnsi="Times New Roman" w:eastAsia="仿宋"/>
                 <w:sz w:val="21"/>
               </w:rPr>
               <w:t>1</w:t>
@@ -389,7 +394,7 @@
             <w:r/>
             <w:r>
               <w:rPr>
-                <w:rFonts w:ascii="Times New Roman" w:hAnsi="Times New Roman" w:eastAsia="宋体"/>
+                <w:rFonts w:ascii="Times New Roman" w:hAnsi="Times New Roman" w:eastAsia="仿宋"/>
                 <w:sz w:val="21"/>
               </w:rPr>
               <w:t>质量目标</w:t>
@@ -404,7 +409,7 @@
             <w:r/>
             <w:r>
               <w:rPr>
-                <w:rFonts w:ascii="Times New Roman" w:hAnsi="Times New Roman" w:eastAsia="宋体"/>
+                <w:rFonts w:ascii="Times New Roman" w:hAnsi="Times New Roman" w:eastAsia="仿宋"/>
                 <w:sz w:val="21"/>
               </w:rPr>
               <w:t>三检制、样板引路</w:t>
@@ -421,7 +426,7 @@
             <w:r/>
             <w:r>
               <w:rPr>
-                <w:rFonts w:ascii="Times New Roman" w:hAnsi="Times New Roman" w:eastAsia="宋体"/>
+                <w:rFonts w:ascii="Times New Roman" w:hAnsi="Times New Roman" w:eastAsia="仿宋"/>
                 <w:sz w:val="21"/>
               </w:rPr>
               <w:t>2</w:t>
@@ -436,7 +441,7 @@
             <w:r/>
             <w:r>
               <w:rPr>
-                <w:rFonts w:ascii="Times New Roman" w:hAnsi="Times New Roman" w:eastAsia="宋体"/>
+                <w:rFonts w:ascii="Times New Roman" w:hAnsi="Times New Roman" w:eastAsia="仿宋"/>
                 <w:sz w:val="21"/>
               </w:rPr>
               <w:t>进度目标</w:t>
@@ -451,7 +456,7 @@
             <w:r/>
             <w:r>
               <w:rPr>
-                <w:rFonts w:ascii="Times New Roman" w:hAnsi="Times New Roman" w:eastAsia="宋体"/>
+                <w:rFonts w:ascii="Times New Roman" w:hAnsi="Times New Roman" w:eastAsia="仿宋"/>
                 <w:sz w:val="21"/>
               </w:rPr>
               <w:t>关键线路周报纠偏</w:t>
@@ -461,10 +466,13 @@
       </w:tr>
     </w:tbl>
     <w:p>
+      <w:pPr>
+        <w:jc w:val="center"/>
+      </w:pPr>
       <w:r>
         <w:drawing>
           <wp:inline xmlns:a="http://schemas.openxmlformats.org/drawingml/2006/main" xmlns:pic="http://schemas.openxmlformats.org/drawingml/2006/picture">
-            <wp:extent cx="4680000" cy="2633143"/>
+            <wp:extent cx="3240000" cy="1822945"/>
             <wp:docPr id="1" name="Picture 1"/>
             <wp:cNvGraphicFramePr>
               <a:graphicFrameLocks noChangeAspect="1"/>
@@ -485,7 +493,7 @@
                   <pic:spPr>
                     <a:xfrm>
                       <a:off x="0" y="0"/>
-                      <a:ext cx="4680000" cy="2633143"/>
+                      <a:ext cx="3240000" cy="1822945"/>
                     </a:xfrm>
                     <a:prstGeom prst="rect"/>
                   </pic:spPr>
@@ -497,33 +505,26 @@
       </w:r>
     </w:p>
     <w:p>
+      <w:pPr>
+        <w:spacing w:before="120" w:after="40"/>
+        <w:jc w:val="center"/>
+      </w:pPr>
       <w:r>
         <w:rPr>
-          <w:rFonts w:ascii="Times New Roman" w:hAnsi="Times New Roman" w:eastAsia="宋体"/>
+          <w:rFonts w:ascii="Times New Roman" w:hAnsi="Times New Roman" w:eastAsia="仿宋"/>
           <w:sz w:val="18"/>
         </w:rPr>
-        <w:t>图 1　施工现场全景</w:t>
+        <w:t>图1-1　施工现场全景</w:t>
       </w:r>
     </w:p>
     <w:p>
       <w:pPr>
-        <w:spacing w:line="360" w:lineRule="auto" w:before="0" w:after="0"/>
-        <w:ind w:firstLine="480"/>
-        <w:jc w:val="both"/>
+        <w:jc w:val="center"/>
       </w:pPr>
-      <w:r>
-        <w:rPr>
-          <w:rFonts w:ascii="Times New Roman" w:hAnsi="Times New Roman" w:eastAsia="仿宋"/>
-          <w:sz w:val="24"/>
-        </w:rPr>
-        <w:t>现场主体结构已施工至十层，安全防护与绿色施工措施同步落实。</w:t>
-      </w:r>
-    </w:p>
-    <w:p>
       <w:r>
         <w:drawing>
           <wp:inline xmlns:a="http://schemas.openxmlformats.org/drawingml/2006/main" xmlns:pic="http://schemas.openxmlformats.org/drawingml/2006/picture">
-            <wp:extent cx="4680000" cy="2054634"/>
+            <wp:extent cx="3240000" cy="1422439"/>
             <wp:docPr id="2" name="Picture 2"/>
             <wp:cNvGraphicFramePr>
               <a:graphicFrameLocks noChangeAspect="1"/>
@@ -544,7 +545,7 @@
                   <pic:spPr>
                     <a:xfrm>
                       <a:off x="0" y="0"/>
-                      <a:ext cx="4680000" cy="2054634"/>
+                      <a:ext cx="3240000" cy="1422439"/>
                     </a:xfrm>
                     <a:prstGeom prst="rect"/>
                   </pic:spPr>
@@ -556,32 +557,25 @@
       </w:r>
     </w:p>
     <w:p>
-      <w:r>
-        <w:rPr>
-          <w:rFonts w:ascii="Times New Roman" w:hAnsi="Times New Roman" w:eastAsia="宋体"/>
-          <w:sz w:val="18"/>
-        </w:rPr>
-        <w:t>图 2　质量控制验收程序流程图</w:t>
-      </w:r>
-    </w:p>
-    <w:p>
       <w:pPr>
-        <w:spacing w:line="360" w:lineRule="auto" w:before="0" w:after="0"/>
-        <w:ind w:firstLine="480"/>
-        <w:jc w:val="both"/>
+        <w:spacing w:before="120" w:after="40"/>
+        <w:jc w:val="center"/>
       </w:pPr>
       <w:r>
         <w:rPr>
           <w:rFonts w:ascii="Times New Roman" w:hAnsi="Times New Roman" w:eastAsia="仿宋"/>
-          <w:sz w:val="24"/>
+          <w:sz w:val="18"/>
         </w:rPr>
-        <w:t>质量控制执行报验制与旁站制，不合格项限期整改后重新报验，合格后方可进入下道工序。</w:t>
+        <w:t>图1-2　质量控制验收程序流程图</w:t>
       </w:r>
     </w:p>
     <w:p>
       <w:pPr>
         <w:keepNext/>
         <w:spacing w:before="60" w:after="40" w:line="288" w:lineRule="auto"/>
+        <w:pBdr>
+          <w:bottom w:val="single" w:sz="6" w:color="243B6B"/>
+        </w:pBdr>
         <w:outlineLvl w:val="2"/>
       </w:pPr>
       <w:r>
@@ -602,7 +596,7 @@
       </w:pPr>
       <w:r>
         <w:rPr>
-          <w:rFonts w:ascii="Times New Roman" w:hAnsi="Times New Roman" w:eastAsia="仿宋"/>
+          <w:rFonts w:ascii="Times New Roman" w:hAnsi="Times New Roman" w:eastAsia="宋体"/>
           <w:sz w:val="24"/>
         </w:rPr>
         <w:t>施工阶段监理，含土建、安装、装饰、智能化、室外工程等全部专业。</w:t>
@@ -628,12 +622,15 @@
       <w:pPr>
         <w:keepNext/>
         <w:spacing w:before="120" w:after="80" w:line="288" w:lineRule="auto"/>
+        <w:pBdr>
+          <w:bottom w:val="single" w:sz="6" w:color="243B6B"/>
+        </w:pBdr>
         <w:outlineLvl w:val="0"/>
       </w:pPr>
       <w:r>
         <w:rPr>
           <w:rFonts w:ascii="Times New Roman" w:hAnsi="Times New Roman" w:eastAsia="黑体"/>
-          <w:b/>
+          <w:b w:val="0"/>
           <w:color w:val="1B2C52"/>
           <w:sz w:val="24"/>
         </w:rPr>
@@ -671,7 +668,7 @@
             <w:r/>
             <w:r>
               <w:rPr>
-                <w:rFonts w:ascii="Times New Roman" w:hAnsi="Times New Roman" w:eastAsia="宋体"/>
+                <w:rFonts w:ascii="Times New Roman" w:hAnsi="Times New Roman" w:eastAsia="仿宋"/>
                 <w:b/>
                 <w:color w:val="FFFFFF"/>
                 <w:sz w:val="21"/>
@@ -689,7 +686,7 @@
             <w:r/>
             <w:r>
               <w:rPr>
-                <w:rFonts w:ascii="Times New Roman" w:hAnsi="Times New Roman" w:eastAsia="宋体"/>
+                <w:rFonts w:ascii="Times New Roman" w:hAnsi="Times New Roman" w:eastAsia="仿宋"/>
                 <w:sz w:val="21"/>
               </w:rPr>
               <w:t>国家和地方有关工程建设的法律、法规与规章；</w:t>
@@ -729,7 +726,7 @@
             <w:r/>
             <w:r>
               <w:rPr>
-                <w:rFonts w:ascii="Times New Roman" w:hAnsi="Times New Roman" w:eastAsia="宋体"/>
+                <w:rFonts w:ascii="Times New Roman" w:hAnsi="Times New Roman" w:eastAsia="仿宋"/>
                 <w:b/>
                 <w:color w:val="FFFFFF"/>
                 <w:sz w:val="21"/>
@@ -747,7 +744,7 @@
             <w:r/>
             <w:r>
               <w:rPr>
-                <w:rFonts w:ascii="Times New Roman" w:hAnsi="Times New Roman" w:eastAsia="宋体"/>
+                <w:rFonts w:ascii="Times New Roman" w:hAnsi="Times New Roman" w:eastAsia="仿宋"/>
                 <w:sz w:val="21"/>
               </w:rPr>
               <w:t>《建设工程监理规范》GB/T 50319-2013。</w:t>
@@ -757,10 +754,13 @@
       </w:tr>
     </w:tbl>
     <w:p>
+      <w:pPr>
+        <w:jc w:val="center"/>
+      </w:pPr>
       <w:r>
         <w:drawing>
           <wp:inline xmlns:a="http://schemas.openxmlformats.org/drawingml/2006/main" xmlns:pic="http://schemas.openxmlformats.org/drawingml/2006/picture">
-            <wp:extent cx="4680000" cy="2633143"/>
+            <wp:extent cx="3240000" cy="1822945"/>
             <wp:docPr id="3" name="Picture 3"/>
             <wp:cNvGraphicFramePr>
               <a:graphicFrameLocks noChangeAspect="1"/>
@@ -781,7 +781,7 @@
                   <pic:spPr>
                     <a:xfrm>
                       <a:off x="0" y="0"/>
-                      <a:ext cx="4680000" cy="2633143"/>
+                      <a:ext cx="3240000" cy="1822945"/>
                     </a:xfrm>
                     <a:prstGeom prst="rect"/>
                   </pic:spPr>
@@ -793,33 +793,26 @@
       </w:r>
     </w:p>
     <w:p>
+      <w:pPr>
+        <w:spacing w:before="120" w:after="40"/>
+        <w:jc w:val="center"/>
+      </w:pPr>
       <w:r>
         <w:rPr>
-          <w:rFonts w:ascii="Times New Roman" w:hAnsi="Times New Roman" w:eastAsia="宋体"/>
+          <w:rFonts w:ascii="Times New Roman" w:hAnsi="Times New Roman" w:eastAsia="仿宋"/>
           <w:sz w:val="18"/>
         </w:rPr>
-        <w:t>图 3　现场水准测量</w:t>
+        <w:t>图2-1　现场水准测量</w:t>
       </w:r>
     </w:p>
     <w:p>
       <w:pPr>
-        <w:spacing w:line="360" w:lineRule="auto" w:before="0" w:after="0"/>
-        <w:ind w:firstLine="480"/>
-        <w:jc w:val="both"/>
+        <w:jc w:val="center"/>
       </w:pPr>
-      <w:r>
-        <w:rPr>
-          <w:rFonts w:ascii="Times New Roman" w:hAnsi="Times New Roman" w:eastAsia="仿宋"/>
-          <w:sz w:val="24"/>
-        </w:rPr>
-        <w:t>现场监理人员正在开展水准测量放线复核，实测实量数据同步录入监理台账。</w:t>
-      </w:r>
-    </w:p>
-    <w:p>
       <w:r>
         <w:drawing>
           <wp:inline xmlns:a="http://schemas.openxmlformats.org/drawingml/2006/main" xmlns:pic="http://schemas.openxmlformats.org/drawingml/2006/picture">
-            <wp:extent cx="4680000" cy="1540976"/>
+            <wp:extent cx="3240000" cy="1066829"/>
             <wp:docPr id="4" name="Picture 4"/>
             <wp:cNvGraphicFramePr>
               <a:graphicFrameLocks noChangeAspect="1"/>
@@ -840,7 +833,7 @@
                   <pic:spPr>
                     <a:xfrm>
                       <a:off x="0" y="0"/>
-                      <a:ext cx="4680000" cy="1540976"/>
+                      <a:ext cx="3240000" cy="1066829"/>
                     </a:xfrm>
                     <a:prstGeom prst="rect"/>
                   </pic:spPr>
@@ -852,38 +845,31 @@
       </w:r>
     </w:p>
     <w:p>
-      <w:r>
-        <w:rPr>
-          <w:rFonts w:ascii="Times New Roman" w:hAnsi="Times New Roman" w:eastAsia="宋体"/>
-          <w:sz w:val="18"/>
-        </w:rPr>
-        <w:t>图 4　监理工作程序流程图</w:t>
-      </w:r>
-    </w:p>
-    <w:p>
       <w:pPr>
-        <w:spacing w:line="360" w:lineRule="auto" w:before="0" w:after="0"/>
-        <w:ind w:firstLine="480"/>
-        <w:jc w:val="both"/>
+        <w:spacing w:before="120" w:after="40"/>
+        <w:jc w:val="center"/>
       </w:pPr>
       <w:r>
         <w:rPr>
           <w:rFonts w:ascii="Times New Roman" w:hAnsi="Times New Roman" w:eastAsia="仿宋"/>
-          <w:sz w:val="24"/>
+          <w:sz w:val="18"/>
         </w:rPr>
-        <w:t>项目监理机构按照既定工作程序有序推进三控两管一协调，竣工验收合格后签发工程移交证书。</w:t>
+        <w:t>图2-2　监理工作程序流程图</w:t>
       </w:r>
     </w:p>
     <w:p>
       <w:pPr>
         <w:keepNext/>
         <w:spacing w:before="120" w:after="80" w:line="288" w:lineRule="auto"/>
+        <w:pBdr>
+          <w:bottom w:val="single" w:sz="6" w:color="243B6B"/>
+        </w:pBdr>
         <w:outlineLvl w:val="1"/>
       </w:pPr>
       <w:r>
         <w:rPr>
           <w:rFonts w:ascii="Times New Roman" w:hAnsi="Times New Roman" w:eastAsia="黑体"/>
-          <w:b/>
+          <w:b w:val="0"/>
           <w:color w:val="1B2C52"/>
           <w:sz w:val="24"/>
         </w:rPr>
@@ -898,7 +884,7 @@
       </w:pPr>
       <w:r>
         <w:rPr>
-          <w:rFonts w:ascii="Times New Roman" w:hAnsi="Times New Roman" w:eastAsia="仿宋"/>
+          <w:rFonts w:ascii="Times New Roman" w:hAnsi="Times New Roman" w:eastAsia="宋体"/>
           <w:sz w:val="24"/>
         </w:rPr>
         <w:t>质量达到一次性验收合格标准；进度满足合同节点要求；投资控制在批准概算内。</w:t>
@@ -908,6 +894,9 @@
       <w:pPr>
         <w:keepNext/>
         <w:spacing w:before="60" w:after="40" w:line="288" w:lineRule="auto"/>
+        <w:pBdr>
+          <w:bottom w:val="single" w:sz="6" w:color="243B6B"/>
+        </w:pBdr>
         <w:outlineLvl w:val="2"/>
       </w:pPr>
       <w:r>
@@ -928,7 +917,7 @@
       </w:pPr>
       <w:r>
         <w:rPr>
-          <w:rFonts w:ascii="Times New Roman" w:hAnsi="Times New Roman" w:eastAsia="仿宋"/>
+          <w:rFonts w:ascii="Times New Roman" w:hAnsi="Times New Roman" w:eastAsia="宋体"/>
           <w:sz w:val="24"/>
         </w:rPr>
         <w:t>建立监理例会、旁站监理、见证取样、巡视检查、资料管理制度。</w:t>
@@ -954,12 +943,15 @@
       <w:pPr>
         <w:keepNext/>
         <w:spacing w:before="120" w:after="80" w:line="288" w:lineRule="auto"/>
+        <w:pBdr>
+          <w:bottom w:val="single" w:sz="6" w:color="243B6B"/>
+        </w:pBdr>
         <w:outlineLvl w:val="0"/>
       </w:pPr>
       <w:r>
         <w:rPr>
           <w:rFonts w:ascii="Times New Roman" w:hAnsi="Times New Roman" w:eastAsia="黑体"/>
-          <w:b/>
+          <w:b w:val="0"/>
           <w:color w:val="1B2C52"/>
           <w:sz w:val="24"/>
         </w:rPr>
@@ -974,7 +966,7 @@
       </w:pPr>
       <w:r>
         <w:rPr>
-          <w:rFonts w:ascii="Times New Roman" w:hAnsi="Times New Roman" w:eastAsia="仿宋"/>
+          <w:rFonts w:ascii="Times New Roman" w:hAnsi="Times New Roman" w:eastAsia="宋体"/>
           <w:sz w:val="24"/>
         </w:rPr>
         <w:t>实行总监理工程师负责制，设总监理工程师 1 名、专业监理工程师 5 名、监理员 4 名。</w:t>
@@ -984,12 +976,15 @@
       <w:pPr>
         <w:keepNext/>
         <w:spacing w:before="120" w:after="80" w:line="288" w:lineRule="auto"/>
+        <w:pBdr>
+          <w:bottom w:val="single" w:sz="6" w:color="243B6B"/>
+        </w:pBdr>
         <w:outlineLvl w:val="1"/>
       </w:pPr>
       <w:r>
         <w:rPr>
           <w:rFonts w:ascii="Times New Roman" w:hAnsi="Times New Roman" w:eastAsia="黑体"/>
-          <w:b/>
+          <w:b w:val="0"/>
           <w:color w:val="1B2C52"/>
           <w:sz w:val="24"/>
         </w:rPr>
@@ -1003,10 +998,10 @@
       </w:pPr>
       <w:r>
         <w:rPr>
-          <w:rFonts w:ascii="Times New Roman" w:hAnsi="Times New Roman" w:eastAsia="宋体"/>
+          <w:rFonts w:ascii="Times New Roman" w:hAnsi="Times New Roman" w:eastAsia="仿宋"/>
           <w:sz w:val="18"/>
         </w:rPr>
-        <w:t>表 2　岗位</w:t>
+        <w:t>表3-1</w:t>
       </w:r>
     </w:p>
     <w:tbl>
@@ -1033,13 +1028,12 @@
         <w:tc>
           <w:tcPr>
             <w:tcW w:type="dxa" w:w="2767"/>
-            <w:shd w:val="clear" w:color="auto" w:fill="E8ECF4"/>
           </w:tcPr>
           <w:p>
             <w:r/>
             <w:r>
               <w:rPr>
-                <w:rFonts w:ascii="Times New Roman" w:hAnsi="Times New Roman" w:eastAsia="宋体"/>
+                <w:rFonts w:ascii="Times New Roman" w:hAnsi="Times New Roman" w:eastAsia="仿宋"/>
                 <w:b/>
                 <w:sz w:val="21"/>
               </w:rPr>
@@ -1050,13 +1044,12 @@
         <w:tc>
           <w:tcPr>
             <w:tcW w:type="dxa" w:w="2767"/>
-            <w:shd w:val="clear" w:color="auto" w:fill="E8ECF4"/>
           </w:tcPr>
           <w:p>
             <w:r/>
             <w:r>
               <w:rPr>
-                <w:rFonts w:ascii="Times New Roman" w:hAnsi="Times New Roman" w:eastAsia="宋体"/>
+                <w:rFonts w:ascii="Times New Roman" w:hAnsi="Times New Roman" w:eastAsia="仿宋"/>
                 <w:b/>
                 <w:sz w:val="21"/>
               </w:rPr>
@@ -1067,13 +1060,12 @@
         <w:tc>
           <w:tcPr>
             <w:tcW w:type="dxa" w:w="2767"/>
-            <w:shd w:val="clear" w:color="auto" w:fill="E8ECF4"/>
           </w:tcPr>
           <w:p>
             <w:r/>
             <w:r>
               <w:rPr>
-                <w:rFonts w:ascii="Times New Roman" w:hAnsi="Times New Roman" w:eastAsia="宋体"/>
+                <w:rFonts w:ascii="Times New Roman" w:hAnsi="Times New Roman" w:eastAsia="仿宋"/>
                 <w:b/>
                 <w:sz w:val="21"/>
               </w:rPr>
@@ -1091,7 +1083,7 @@
             <w:r/>
             <w:r>
               <w:rPr>
-                <w:rFonts w:ascii="Times New Roman" w:hAnsi="Times New Roman" w:eastAsia="宋体"/>
+                <w:rFonts w:ascii="Times New Roman" w:hAnsi="Times New Roman" w:eastAsia="仿宋"/>
                 <w:sz w:val="21"/>
               </w:rPr>
               <w:t>总监理工程师</w:t>
@@ -1106,7 +1098,7 @@
             <w:r/>
             <w:r>
               <w:rPr>
-                <w:rFonts w:ascii="Times New Roman" w:hAnsi="Times New Roman" w:eastAsia="宋体"/>
+                <w:rFonts w:ascii="Times New Roman" w:hAnsi="Times New Roman" w:eastAsia="仿宋"/>
                 <w:sz w:val="21"/>
               </w:rPr>
               <w:t>1</w:t>
@@ -1121,7 +1113,7 @@
             <w:r/>
             <w:r>
               <w:rPr>
-                <w:rFonts w:ascii="Times New Roman" w:hAnsi="Times New Roman" w:eastAsia="宋体"/>
+                <w:rFonts w:ascii="Times New Roman" w:hAnsi="Times New Roman" w:eastAsia="仿宋"/>
                 <w:sz w:val="21"/>
               </w:rPr>
               <w:t>注册监理工程师、高级职称</w:t>
@@ -1138,7 +1130,7 @@
             <w:r/>
             <w:r>
               <w:rPr>
-                <w:rFonts w:ascii="Times New Roman" w:hAnsi="Times New Roman" w:eastAsia="宋体"/>
+                <w:rFonts w:ascii="Times New Roman" w:hAnsi="Times New Roman" w:eastAsia="仿宋"/>
                 <w:sz w:val="21"/>
               </w:rPr>
               <w:t>专业监理工程师</w:t>
@@ -1153,7 +1145,7 @@
             <w:r/>
             <w:r>
               <w:rPr>
-                <w:rFonts w:ascii="Times New Roman" w:hAnsi="Times New Roman" w:eastAsia="宋体"/>
+                <w:rFonts w:ascii="Times New Roman" w:hAnsi="Times New Roman" w:eastAsia="仿宋"/>
                 <w:sz w:val="21"/>
               </w:rPr>
               <w:t>5</w:t>
@@ -1168,7 +1160,7 @@
             <w:r/>
             <w:r>
               <w:rPr>
-                <w:rFonts w:ascii="Times New Roman" w:hAnsi="Times New Roman" w:eastAsia="宋体"/>
+                <w:rFonts w:ascii="Times New Roman" w:hAnsi="Times New Roman" w:eastAsia="仿宋"/>
                 <w:sz w:val="21"/>
               </w:rPr>
               <w:t>中级及以上职称</w:t>
@@ -1181,6 +1173,9 @@
       <w:pPr>
         <w:keepNext/>
         <w:spacing w:before="60" w:after="40" w:line="288" w:lineRule="auto"/>
+        <w:pBdr>
+          <w:bottom w:val="single" w:sz="6" w:color="243B6B"/>
+        </w:pBdr>
         <w:outlineLvl w:val="2"/>
       </w:pPr>
       <w:r>
@@ -1201,7 +1196,7 @@
       </w:pPr>
       <w:r>
         <w:rPr>
-          <w:rFonts w:ascii="Times New Roman" w:hAnsi="Times New Roman" w:eastAsia="仿宋"/>
+          <w:rFonts w:ascii="Times New Roman" w:hAnsi="Times New Roman" w:eastAsia="宋体"/>
           <w:sz w:val="24"/>
         </w:rPr>
         <w:t>配备全站仪、水准仪、回弹仪等常规检测仪器及监理信息化管理平台。</w:t>
@@ -1238,7 +1233,7 @@
             <w:r/>
             <w:r>
               <w:rPr>
-                <w:rFonts w:ascii="Times New Roman" w:hAnsi="Times New Roman" w:eastAsia="宋体"/>
+                <w:rFonts w:ascii="Times New Roman" w:hAnsi="Times New Roman" w:eastAsia="仿宋"/>
                 <w:b/>
                 <w:color w:val="FFFFFF"/>
                 <w:sz w:val="21"/>
@@ -1256,7 +1251,7 @@
             <w:r/>
             <w:r>
               <w:rPr>
-                <w:rFonts w:ascii="Times New Roman" w:hAnsi="Times New Roman" w:eastAsia="宋体"/>
+                <w:rFonts w:ascii="Times New Roman" w:hAnsi="Times New Roman" w:eastAsia="仿宋"/>
                 <w:sz w:val="21"/>
               </w:rPr>
               <w:t>全站仪、水准仪、回弹仪等常规检测仪器</w:t>
@@ -1296,7 +1291,7 @@
             <w:r/>
             <w:r>
               <w:rPr>
-                <w:rFonts w:ascii="Times New Roman" w:hAnsi="Times New Roman" w:eastAsia="宋体"/>
+                <w:rFonts w:ascii="Times New Roman" w:hAnsi="Times New Roman" w:eastAsia="仿宋"/>
                 <w:b/>
                 <w:color w:val="FFFFFF"/>
                 <w:sz w:val="21"/>
@@ -1314,7 +1309,7 @@
             <w:r/>
             <w:r>
               <w:rPr>
-                <w:rFonts w:ascii="Times New Roman" w:hAnsi="Times New Roman" w:eastAsia="宋体"/>
+                <w:rFonts w:ascii="Times New Roman" w:hAnsi="Times New Roman" w:eastAsia="仿宋"/>
                 <w:sz w:val="21"/>
               </w:rPr>
               <w:t>监理信息化管理平台</w:t>
@@ -1324,10 +1319,13 @@
       </w:tr>
     </w:tbl>
     <w:p>
+      <w:pPr>
+        <w:jc w:val="center"/>
+      </w:pPr>
       <w:r>
         <w:drawing>
           <wp:inline xmlns:a="http://schemas.openxmlformats.org/drawingml/2006/main" xmlns:pic="http://schemas.openxmlformats.org/drawingml/2006/picture">
-            <wp:extent cx="4680000" cy="2633143"/>
+            <wp:extent cx="3240000" cy="1822945"/>
             <wp:docPr id="5" name="Picture 5"/>
             <wp:cNvGraphicFramePr>
               <a:graphicFrameLocks noChangeAspect="1"/>
@@ -1348,7 +1346,7 @@
                   <pic:spPr>
                     <a:xfrm>
                       <a:off x="0" y="0"/>
-                      <a:ext cx="4680000" cy="2633143"/>
+                      <a:ext cx="3240000" cy="1822945"/>
                     </a:xfrm>
                     <a:prstGeom prst="rect"/>
                   </pic:spPr>
@@ -1360,26 +1358,16 @@
       </w:r>
     </w:p>
     <w:p>
-      <w:r>
-        <w:rPr>
-          <w:rFonts w:ascii="Times New Roman" w:hAnsi="Times New Roman" w:eastAsia="宋体"/>
-          <w:sz w:val="18"/>
-        </w:rPr>
-        <w:t>图 5　监理例会图纸会审</w:t>
-      </w:r>
-    </w:p>
-    <w:p>
       <w:pPr>
-        <w:spacing w:line="360" w:lineRule="auto" w:before="0" w:after="0"/>
-        <w:ind w:firstLine="480"/>
-        <w:jc w:val="both"/>
+        <w:spacing w:before="120" w:after="40"/>
+        <w:jc w:val="center"/>
       </w:pPr>
       <w:r>
         <w:rPr>
           <w:rFonts w:ascii="Times New Roman" w:hAnsi="Times New Roman" w:eastAsia="仿宋"/>
-          <w:sz w:val="24"/>
+          <w:sz w:val="18"/>
         </w:rPr>
-        <w:t>监理例会与图纸会审制度保障参建各方信息畅通，重大问题及时协调解决。</w:t>
+        <w:t>图3-1　监理例会图纸会审</w:t>
       </w:r>
     </w:p>
     <w:sectPr>
@@ -1402,6 +1390,13 @@
       <w:jc w:val="center"/>
     </w:pPr>
     <w:r>
+      <w:rPr>
+        <w:rFonts w:ascii="Times New Roman" w:hAnsi="Times New Roman" w:eastAsia="宋体"/>
+        <w:sz w:val="18"/>
+      </w:rPr>
+      <w:t xml:space="preserve"> - </w:t>
+    </w:r>
+    <w:r>
       <w:fldChar w:fldCharType="begin"/>
       <w:instrText xml:space="preserve">PAGE</w:instrText>
       <w:fldChar w:fldCharType="end"/>
@@ -1411,6 +1406,13 @@
         <w:sz w:val="18"/>
       </w:rPr>
       <w:t xml:space="preserve"> - </w:t>
+    </w:r>
+    <w:r>
+      <w:rPr>
+        <w:rFonts w:ascii="Times New Roman" w:hAnsi="Times New Roman" w:eastAsia="宋体"/>
+        <w:sz w:val="18"/>
+      </w:rPr>
+      <w:t xml:space="preserve"> -</w:t>
     </w:r>
   </w:p>
 </w:ftr>
@@ -1427,7 +1429,8 @@
     </w:pPr>
     <w:r>
       <w:rPr>
-        <w:rFonts w:ascii="Times New Roman" w:hAnsi="Times New Roman" w:eastAsia="宋体"/>
+        <w:rFonts w:ascii="Times New Roman" w:hAnsi="Times New Roman" w:eastAsia="仿宋"/>
+        <w:color w:val="1B2C52"/>
         <w:sz w:val="18"/>
       </w:rPr>
       <w:t>预览企业　|　投标技术标</w:t>
